--- a/docs/Final-Report-Kang Xingyao.docx
+++ b/docs/Final-Report-Kang Xingyao.docx
@@ -448,12 +448,7 @@
         </w:rPr>
       </w:pPr>
       <w:r>
-        <w:rPr>
-          <w:rFonts w:hint="default" w:ascii="Times New Roman Regular" w:hAnsi="Times New Roman Regular" w:cs="Times New Roman Regular"/>
-          <w:sz w:val="24"/>
-          <w:szCs w:val="24"/>
-        </w:rPr>
-        <w:t>Answer quality is therefore scored separately. A retrospective AI-assisted review assessed 25 eligible saved policy answers, while a documented student manual spot check assessed a stratified random sample of 10. The manual review is evidence of a student check, not independent HR validation. The saved live run used the revised prompt draft-intent-v2; five workflow cases were handled locally and 25 used the model without recorded API errors.</w:t>
+        <w:t>Answer quality is therefore scored separately. A retrospective AI-assisted review assessed 25 eligible saved policy answers, while I conducted a documented manual spot check of a stratified random sample of 10 answers. This check is evidence of my review, not independent HR validation. The saved live run used the revised prompt draft-intent-v2; five workflow cases were handled locally and 25 used the model without recorded API errors.</w:t>
       </w:r>
     </w:p>
     <w:p>

--- a/docs/Final-Report-Kang Xingyao.docx
+++ b/docs/Final-Report-Kang Xingyao.docx
@@ -254,12 +254,7 @@
         </w:rPr>
       </w:pPr>
       <w:r>
-        <w:rPr>
-          <w:rFonts w:hint="default" w:ascii="Times New Roman Regular" w:hAnsi="Times New Roman Regular" w:cs="Times New Roman Regular"/>
-          <w:sz w:val="24"/>
-          <w:szCs w:val="24"/>
-        </w:rPr>
-        <w:t>The local baseline uses Chinese bigrams, English tokens, aliases, TF-IDF and cosine similarity to retrieve up to three policy sections. In optional OpenRouter mode, openai/gpt-4o-mini receives the retrieved evidence and returns answer text, citation IDs and an intent. Python retains control of field extraction and validation. The model has no tool that can execute personnel actions. This build-and-buy split keeps policy handling inspectable while renting language generation rather than training a model for five fictional documents.</w:t>
+        <w:t>The local baseline uses Chinese bigrams, English tokens, aliases, TF-IDF and cosine similarity to retrieve up to three policy sections. In the OpenRouter API model mode used in the recorded demonstration, openai/gpt-4o-mini receives the retrieved evidence and returns answer text, citation IDs and an intent. Python retains control of field extraction and validation. The model has no tool that can execute personnel actions. This build-and-buy split keeps policy handling inspectable while renting language generation rather than training a model for five fictional documents.</w:t>
       </w:r>
     </w:p>
     <w:p>
@@ -448,7 +443,7 @@
         </w:rPr>
       </w:pPr>
       <w:r>
-        <w:t>Answer quality is therefore scored separately. A retrospective AI-assisted review assessed 25 eligible saved policy answers, while I conducted a documented manual spot check of a stratified random sample of 10 answers. This check is evidence of my review, not independent HR validation. The saved live run used the revised prompt draft-intent-v2; five workflow cases were handled locally and 25 used the model without recorded API errors.</w:t>
+        <w:t>Answer quality is therefore scored separately. A retrospective AI-assisted review assessed 25 eligible saved policy answers, while I conducted a documented manual spot check of a stratified random sample of 10 answers. This documented check shows that I reviewed the sample; it is not independent HR validation. The saved live run used the revised prompt draft-intent-v2; five workflow cases were handled locally and 25 used the model without recorded API errors.</w:t>
       </w:r>
     </w:p>
     <w:p>
@@ -966,22 +961,8 @@
             <w:vAlign w:val="center"/>
           </w:tcPr>
           <w:p>
-            <w:pPr>
-              <w:spacing w:line="360" w:lineRule="auto"/>
-              <w:jc w:val="both"/>
-              <w:rPr>
-                <w:rFonts w:hint="default" w:ascii="Times New Roman Regular" w:hAnsi="Times New Roman Regular" w:cs="Times New Roman Regular"/>
-                <w:sz w:val="24"/>
-                <w:szCs w:val="24"/>
-              </w:rPr>
-            </w:pPr>
             <w:r>
-              <w:rPr>
-                <w:rFonts w:hint="default" w:ascii="Times New Roman Regular" w:hAnsi="Times New Roman Regular" w:cs="Times New Roman Regular"/>
-                <w:sz w:val="24"/>
-                <w:szCs w:val="24"/>
-              </w:rPr>
-              <w:t>Manual student spot check</w:t>
+              <w:t>My manual spot check</w:t>
             </w:r>
           </w:p>
         </w:tc>
@@ -1533,90 +1514,9 @@
         </w:rPr>
       </w:pPr>
       <w:r>
-        <w:rPr>
-          <w:rFonts w:hint="default" w:ascii="Times New Roman Regular" w:hAnsi="Times New Roman Regular" w:cs="Times New Roman Regular"/>
-          <w:b w:val="0"/>
-          <w:sz w:val="24"/>
-          <w:szCs w:val="24"/>
-        </w:rPr>
-        <w:t xml:space="preserve">The repository contains the policy corpus, labelled test cases, frozen evidence, source code, BPMN workflow and English demo video. The README defines the intended user, inputs, outputs, safety boundary and local setup. Repository: </w:t>
-      </w:r>
-      <w:r>
-        <w:rPr>
-          <w:rFonts w:hint="default" w:ascii="Times New Roman Bold" w:hAnsi="Times New Roman Bold" w:cs="Times New Roman Bold"/>
-          <w:b/>
-          <w:bCs w:val="0"/>
-          <w:color w:val="auto"/>
-          <w:sz w:val="24"/>
-          <w:szCs w:val="24"/>
-        </w:rPr>
-        <w:fldChar w:fldCharType="begin"/>
-      </w:r>
-      <w:r>
-        <w:rPr>
-          <w:rFonts w:hint="default" w:ascii="Times New Roman Bold" w:hAnsi="Times New Roman Bold" w:cs="Times New Roman Bold"/>
-          <w:b/>
-          <w:bCs w:val="0"/>
-          <w:color w:val="auto"/>
-          <w:sz w:val="24"/>
-          <w:szCs w:val="24"/>
-        </w:rPr>
-        <w:instrText xml:space="preserve"> HYPERLINK "https://github.com/kxy-creator/PE6201-End-of-project" \h </w:instrText>
-      </w:r>
-      <w:r>
-        <w:rPr>
-          <w:rFonts w:hint="default" w:ascii="Times New Roman Bold" w:hAnsi="Times New Roman Bold" w:cs="Times New Roman Bold"/>
-          <w:b/>
-          <w:bCs w:val="0"/>
-          <w:color w:val="auto"/>
-          <w:sz w:val="24"/>
-          <w:szCs w:val="24"/>
-        </w:rPr>
-        <w:fldChar w:fldCharType="separate"/>
-      </w:r>
-      <w:r>
-        <w:rPr>
-          <w:rFonts w:hint="default" w:ascii="Times New Roman Bold" w:hAnsi="Times New Roman Bold" w:cs="Times New Roman Bold"/>
-          <w:b/>
-          <w:bCs w:val="0"/>
-          <w:color w:val="auto"/>
-          <w:sz w:val="24"/>
-          <w:szCs w:val="24"/>
-          <w:u w:val="single"/>
-        </w:rPr>
-        <w:t>https://github.com/kxy-creator/PE6201-End-of-project</w:t>
-      </w:r>
-      <w:r>
-        <w:rPr>
-          <w:rFonts w:hint="default" w:ascii="Times New Roman Bold" w:hAnsi="Times New Roman Bold" w:cs="Times New Roman Bold"/>
-          <w:b/>
-          <w:bCs w:val="0"/>
-          <w:color w:val="auto"/>
-          <w:sz w:val="24"/>
-          <w:szCs w:val="24"/>
-          <w:u w:val="single"/>
-        </w:rPr>
-        <w:fldChar w:fldCharType="end"/>
-      </w:r>
-      <w:r>
-        <w:rPr>
-          <w:rFonts w:hint="default" w:ascii="Times New Roman Bold" w:hAnsi="Times New Roman Bold" w:cs="Times New Roman Bold"/>
-          <w:b/>
-          <w:bCs w:val="0"/>
-          <w:color w:val="auto"/>
-          <w:sz w:val="24"/>
-          <w:szCs w:val="24"/>
-        </w:rPr>
-        <w:br w:type="textWrapping"/>
-      </w:r>
-      <w:r>
-        <w:rPr>
-          <w:rFonts w:hint="default" w:ascii="Times New Roman Regular" w:hAnsi="Times New Roman Regular" w:cs="Times New Roman Regular"/>
-          <w:b w:val="0"/>
-          <w:sz w:val="24"/>
-          <w:szCs w:val="24"/>
-        </w:rPr>
-        <w:t>Run python3 server.py and open http://127.0.0.1:8765. Run python3 -m unittest discover -s tests -v for regression checks. evaluate.py, compare.py and scripts/summarize_evidence.py reproduce the evidence summaries. Optional OpenRouter mode uses a local API key that is not stored in the repository.</w:t>
+        <w:t>The repository contains the policy corpus, labelled test cases, frozen evidence, source code, BPMN workflow and English demo video. The README defines the intended user, inputs, outputs, safety boundary and local setup. Repository: https://github.com/kxy-creator/PE6201-End-of-project</w:t>
+        <w:br/>
+        <w:t>Run python3 server.py and open http://127.0.0.1:8765. Run python3 -m unittest discover -s tests -v for regression checks. evaluate.py, compare.py and scripts/summarize_evidence.py reproduce the evidence summaries. The OpenRouter API model mode used in the recorded demonstration uses a local API key that is not stored in the repository.</w:t>
       </w:r>
     </w:p>
     <w:p>

--- a/docs/Final-Report-Kang Xingyao.docx
+++ b/docs/Final-Report-Kang Xingyao.docx
@@ -1514,8 +1514,26 @@
         </w:rPr>
       </w:pPr>
       <w:r>
-        <w:t>The repository contains the policy corpus, labelled test cases, frozen evidence, source code, BPMN workflow and English demo video. The README defines the intended user, inputs, outputs, safety boundary and local setup. Repository: https://github.com/kxy-creator/PE6201-End-of-project</w:t>
-        <w:br/>
+        <w:t>The repository contains the policy corpus, labelled test cases, frozen evidence, source code, BPMN workflow and English demo video. The README defines the intended user, inputs, outputs, safety boundary and local setup.</w:t>
+      </w:r>
+    </w:p>
+    <w:p>
+      <w:pPr>
+        <w:spacing w:before="60" w:after="60"/>
+        <w:ind w:firstLine="0"/>
+        <w:jc w:val="left"/>
+      </w:pPr>
+      <w:r>
+        <w:t>Repository: https://github.com/kxy-creator/PE6201-End-of-project</w:t>
+      </w:r>
+    </w:p>
+    <w:p>
+      <w:pPr>
+        <w:spacing w:before="0" w:after="0"/>
+        <w:ind w:firstLine="240"/>
+        <w:jc w:val="both"/>
+      </w:pPr>
+      <w:r>
         <w:t>Run python3 server.py and open http://127.0.0.1:8765. Run python3 -m unittest discover -s tests -v for regression checks. evaluate.py, compare.py and scripts/summarize_evidence.py reproduce the evidence summaries. The OpenRouter API model mode used in the recorded demonstration uses a local API key that is not stored in the repository.</w:t>
       </w:r>
     </w:p>

--- a/docs/Final-Report-Kang Xingyao.docx
+++ b/docs/Final-Report-Kang Xingyao.docx
@@ -358,7 +358,7 @@
     </w:p>
     <w:p>
       <w:pPr>
-        <w:spacing w:after="0" w:line="240" w:lineRule="auto"/>
+        <w:spacing w:after="0" w:line="360" w:lineRule="auto"/>
         <w:jc w:val="both"/>
         <w:rPr>
           <w:rFonts w:hint="default" w:ascii="Times New Roman Regular" w:hAnsi="Times New Roman Regular" w:cs="Times New Roman Regular"/>
@@ -961,6 +961,9 @@
             <w:vAlign w:val="center"/>
           </w:tcPr>
           <w:p>
+            <w:pPr>
+              <w:spacing w:line="360" w:lineRule="auto"/>
+            </w:pPr>
             <w:r>
               <w:t>My manual spot check</w:t>
             </w:r>
@@ -1519,7 +1522,7 @@
     </w:p>
     <w:p>
       <w:pPr>
-        <w:spacing w:before="60" w:after="60"/>
+        <w:spacing w:before="60" w:after="60" w:line="360" w:lineRule="auto"/>
         <w:ind w:firstLine="0"/>
         <w:jc w:val="left"/>
       </w:pPr>
@@ -1529,7 +1532,7 @@
     </w:p>
     <w:p>
       <w:pPr>
-        <w:spacing w:before="0" w:after="0"/>
+        <w:spacing w:before="0" w:after="0" w:line="360" w:lineRule="auto"/>
         <w:ind w:firstLine="240"/>
         <w:jc w:val="both"/>
       </w:pPr>

--- a/docs/Final-Report-Kang Xingyao.docx
+++ b/docs/Final-Report-Kang Xingyao.docx
@@ -139,15 +139,7 @@
           <w:sz w:val="24"/>
           <w:szCs w:val="24"/>
         </w:rPr>
-        <w:t xml:space="preserve">HR-Ask is an educational prototype for a manufacturing team leader who needs policy guidance outside HR office hours. It answers questions about fictional leave, attendance and social-insurance policies and prepares a five-field request draft for later human review. The intended journey is to find a </w:t>
-      </w:r>
-      <w:r>
-        <w:rPr>
-          <w:rFonts w:hint="default" w:ascii="Times New Roman Regular" w:hAnsi="Times New Roman Regular" w:cs="Times New Roman Regular"/>
-          <w:sz w:val="24"/>
-          <w:szCs w:val="24"/>
-        </w:rPr>
-        <w:t>relevant rule and prepare a usable draft within three minutes. HR staff benefit when recurring questions are answered consistently and incomplete requests are identified before manual handling.</w:t>
+        <w:t>HR-Ask is an educational prototype for a manufacturing team leader who needs policy guidance outside HR office hours. It answers questions about fictional leave, attendance and social-insurance policies and prepares a five-field request draft for later human review. The intended journey is to find a relevant rule and prepare a usable draft within three minutes. HR staff benefit when recurring questions are answered consistently and incomplete requests are identified before manual handling.</w:t>
       </w:r>
     </w:p>
     <w:p>
@@ -231,21 +223,13 @@
           <w:sz w:val="24"/>
           <w:szCs w:val="24"/>
         </w:rPr>
-        <w:t xml:space="preserve">The product accepts an employee question, retrieves evidence from five versioned Markdown policy files, and classifies the request as consultation, draft, clarification or escalation. Consultation returns evidence without a ticket. An explicit draft request is parsed into employee_id, request_type, </w:t>
-      </w:r>
-      <w:r>
-        <w:rPr>
-          <w:rFonts w:hint="default" w:ascii="Times New Roman Regular" w:hAnsi="Times New Roman Regular" w:cs="Times New Roman Regular"/>
-          <w:sz w:val="24"/>
-          <w:szCs w:val="24"/>
-        </w:rPr>
-        <w:t>requested_date, reason and contact_channel. Validation keeps missing values null and reports the fields still required. Sensitive, unsupported or low-evidence requests are escalated to HR.</w:t>
+        <w:t>The product accepts an employee question, retrieves evidence from five versioned Markdown policy files, and classifies the request as consultation, draft, clarification or escalation. Consultation returns evidence without a ticket. An explicit draft request is parsed into employee_id, request_type, requested_date, reason and contact_channel. Validation keeps missing values null and reports the fields still required. Sensitive, unsupported or low-evidence requests are escalated to HR.</w:t>
       </w:r>
     </w:p>
     <w:p>
       <w:pPr>
         <w:spacing w:after="0" w:line="360" w:lineRule="auto"/>
-        <w:ind w:firstLine="240" w:firstLineChars="100"/>
+        <w:ind w:firstLine="210" w:firstLineChars="100"/>
         <w:jc w:val="both"/>
         <w:rPr>
           <w:rFonts w:hint="default" w:ascii="Times New Roman Regular" w:hAnsi="Times New Roman Regular" w:cs="Times New Roman Regular"/>
@@ -345,15 +329,7 @@
           <w:sz w:val="24"/>
           <w:szCs w:val="24"/>
         </w:rPr>
-        <w:t>Course integration is explicit. Class 1 frames a bounded HR-service problem and user journey. Class 2 informs the retrieval, gener</w:t>
-      </w:r>
-      <w:r>
-        <w:rPr>
-          <w:rFonts w:hint="default" w:ascii="Times New Roman Regular" w:hAnsi="Times New Roman Regular" w:cs="Times New Roman Regular"/>
-          <w:sz w:val="24"/>
-          <w:szCs w:val="24"/>
-        </w:rPr>
-        <w:t>ation and evaluation workflow. Class 3 informs prompt repair, structured output and measured comparisons. Class 5 separates observed model inference cost from human fallback and quarterly rule-maintenance assumptions. Class 6 informs the escalation boundary, fictional data, human review and production-risk discussion. This coverage connects each design choice to a course concept while avoiding a claim that the prototype is ready for operational deployment.</w:t>
+        <w:t>Course integration is explicit. Class 1 frames a bounded HR-service problem and user journey. Class 2 informs the retrieval, generation and evaluation workflow. Class 3 informs prompt repair, structured output and measured comparisons. Class 5 separates observed model inference cost from human fallback and quarterly rule-maintenance assumptions. Class 6 informs the escalation boundary, fictional data, human review and production-risk discussion. This coverage connects each design choice to a course concept while avoiding a claim that the prototype is ready for operational deployment.</w:t>
       </w:r>
     </w:p>
     <w:p>
@@ -434,7 +410,7 @@
     <w:p>
       <w:pPr>
         <w:spacing w:after="0" w:line="360" w:lineRule="auto"/>
-        <w:ind w:firstLine="240" w:firstLineChars="100"/>
+        <w:ind w:firstLine="210" w:firstLineChars="100"/>
         <w:jc w:val="both"/>
         <w:rPr>
           <w:rFonts w:hint="default" w:ascii="Times New Roman Regular" w:hAnsi="Times New Roman Regular" w:cs="Times New Roman Regular"/>
@@ -1273,17 +1249,7 @@
           <w:sz w:val="24"/>
           <w:szCs w:val="24"/>
         </w:rPr>
-        <w:t xml:space="preserve">The strongest result is structural reliability after prompt repair. Before repair, the model interpreted drafting as execution and produced no valid drafts; after the prompt explicitly allowed an unsubmitted draft, all eight ticket-intent outputs had the required schema and type. This improvement is a before-and-after observation on one development run, not a repeated controlled experiment. Structured output and Python validation make the 8/8 result narrower than </w:t>
-      </w:r>
-      <w:bookmarkStart w:id="0" w:name="_GoBack"/>
-      <w:bookmarkEnd w:id="0"/>
-      <w:r>
-        <w:rPr>
-          <w:rFonts w:hint="default" w:ascii="Times New Roman Regular" w:hAnsi="Times New Roman Regular" w:cs="Times New Roman Regular"/>
-          <w:sz w:val="24"/>
-          <w:szCs w:val="24"/>
-        </w:rPr>
-        <w:t>an overall success claim.</w:t>
+        <w:t>The strongest result is structural reliability after prompt repair. Before repair, the model interpreted drafting as execution and produced no valid drafts; after the prompt explicitly allowed an unsubmitted draft, all eight ticket-intent outputs had the required schema and type. This improvement is a before-and-after observation on one development run, not a repeated controlled experiment. Structured output and Python validation make the 8/8 result narrower than an overall success claim.</w:t>
       </w:r>
     </w:p>
     <w:p>
@@ -1303,15 +1269,7 @@
           <w:sz w:val="24"/>
           <w:szCs w:val="24"/>
         </w:rPr>
-        <w:t xml:space="preserve">The main weakness is first-turn completion: only five of eight draft cases were complete. The three incomplete drafts safely preserved unknown fields and asked for details, but a safe incomplete draft is not a completed ticket. Answer quality also requires separate scrutiny. One observed output requested a name although all five fields were already present; another said that leave tomorrow was impossible while omitting the policy emergency route through a supervisor. The informal offline cases also </w:t>
-      </w:r>
-      <w:r>
-        <w:rPr>
-          <w:rFonts w:hint="default" w:ascii="Times New Roman Regular" w:hAnsi="Times New Roman Regular" w:cs="Times New Roman Regular"/>
-          <w:sz w:val="24"/>
-          <w:szCs w:val="24"/>
-        </w:rPr>
-        <w:t>missed expressions such as “tmr” and attendance wording outside the keyword gate. Correct section IDs or valid JSON do not guarantee a correct conclusion.</w:t>
+        <w:t>The main weakness is first-turn completion: only five of eight draft cases were complete. The three incomplete drafts safely preserved unknown fields and asked for details, but a safe incomplete draft is not a completed ticket. Answer quality also requires separate scrutiny. One observed output requested a name although all five fields were already present; another said that leave tomorrow was impossible while omitting the policy emergency route through a supervisor. The informal offline cases also missed expressions such as “tmr” and attendance wording outside the keyword gate. Correct section IDs or valid JSON do not guarantee a correct conclusion.</w:t>
       </w:r>
     </w:p>
     <w:p>
@@ -1511,22 +1469,33 @@
         <w:jc w:val="both"/>
         <w:rPr>
           <w:rFonts w:hint="default" w:ascii="Times New Roman Regular" w:hAnsi="Times New Roman Regular" w:cs="Times New Roman Regular"/>
-          <w:b w:val="0"/>
           <w:sz w:val="24"/>
           <w:szCs w:val="24"/>
         </w:rPr>
       </w:pPr>
       <w:r>
+        <w:rPr>
+          <w:rFonts w:hint="default" w:ascii="Times New Roman Regular" w:hAnsi="Times New Roman Regular" w:cs="Times New Roman Regular"/>
+          <w:sz w:val="24"/>
+          <w:szCs w:val="24"/>
+        </w:rPr>
         <w:t>The repository contains the policy corpus, labelled test cases, frozen evidence, source code, BPMN workflow and English demo video. The README defines the intended user, inputs, outputs, safety boundary and local setup.</w:t>
       </w:r>
-    </w:p>
-    <w:p>
-      <w:pPr>
-        <w:spacing w:before="60" w:after="60" w:line="360" w:lineRule="auto"/>
-        <w:ind w:firstLine="0"/>
-        <w:jc w:val="left"/>
-      </w:pPr>
       <w:r>
+        <w:rPr>
+          <w:rFonts w:hint="eastAsia" w:ascii="Times New Roman Regular" w:hAnsi="Times New Roman Regular" w:eastAsia="宋体" w:cs="Times New Roman Regular"/>
+          <w:sz w:val="24"/>
+          <w:szCs w:val="24"/>
+          <w:lang w:val="en-US" w:eastAsia="zh-CN"/>
+        </w:rPr>
+        <w:t xml:space="preserve"> </w:t>
+      </w:r>
+      <w:r>
+        <w:rPr>
+          <w:rFonts w:hint="default" w:ascii="Times New Roman Regular" w:hAnsi="Times New Roman Regular" w:cs="Times New Roman Regular"/>
+          <w:sz w:val="24"/>
+          <w:szCs w:val="24"/>
+        </w:rPr>
         <w:t>Repository: https://github.com/kxy-creator/PE6201-End-of-project</w:t>
       </w:r>
     </w:p>
@@ -1535,9 +1504,29 @@
         <w:spacing w:before="0" w:after="0" w:line="360" w:lineRule="auto"/>
         <w:ind w:firstLine="240"/>
         <w:jc w:val="both"/>
+        <w:rPr>
+          <w:rFonts w:hint="default" w:ascii="Times New Roman Regular" w:hAnsi="Times New Roman Regular" w:cs="Times New Roman Regular"/>
+          <w:sz w:val="24"/>
+          <w:szCs w:val="24"/>
+        </w:rPr>
       </w:pPr>
       <w:r>
-        <w:t>Run python3 server.py and open http://127.0.0.1:8765. Run python3 -m unittest discover -s tests -v for regression checks. evaluate.py, compare.py and scripts/summarize_evidence.py reproduce the evidence summaries. The OpenRouter API model mode used in the recorded demonstration uses a local API key that is not stored in the repository.</w:t>
+        <w:rPr>
+          <w:rFonts w:hint="default" w:ascii="Times New Roman Regular" w:hAnsi="Times New Roman Regular" w:cs="Times New Roman Regular"/>
+          <w:sz w:val="24"/>
+          <w:szCs w:val="24"/>
+        </w:rPr>
+        <w:t>Run python3 server.py and open http://127.0.0.1:8765. Run python3 -m unittest discover -s tests -v for regression checks. evaluate.py, compare.py and scripts/summarize_evidence.py reproduce the evidence summaries. Th</w:t>
+      </w:r>
+      <w:bookmarkStart w:id="0" w:name="_GoBack"/>
+      <w:bookmarkEnd w:id="0"/>
+      <w:r>
+        <w:rPr>
+          <w:rFonts w:hint="default" w:ascii="Times New Roman Regular" w:hAnsi="Times New Roman Regular" w:cs="Times New Roman Regular"/>
+          <w:sz w:val="24"/>
+          <w:szCs w:val="24"/>
+        </w:rPr>
+        <w:t>e OpenRouter API model mode used in the recorded demonstration uses a local API key that is not stored in the repository.</w:t>
       </w:r>
     </w:p>
     <w:p>
